--- a/downloads/handouts/Unit 05/Handout 05.09 - Repair Clinic Station Cards.docx
+++ b/downloads/handouts/Unit 05/Handout 05.09 - Repair Clinic Station Cards.docx
@@ -58,9 +58,9 @@
       <w:pPr>
         <w:pStyle w:val="Heading2"/>
       </w:pPr>
-      <w:bookmarkStart w:id="21" w:name="word-bank-in-other-languages"/>
-      <w:r>
-        <w:t xml:space="preserve">Word bank in other languages</w:t>
+      <w:bookmarkStart w:id="21" w:name="word-bank-in-spanish"/>
+      <w:r>
+        <w:t xml:space="preserve">Word bank in Spanish</w:t>
       </w:r>
       <w:bookmarkEnd w:id="21"/>
     </w:p>
@@ -71,10 +71,8 @@
         <w:tblLook w:firstRow="1"/>
       </w:tblPr>
       <w:tblGrid>
-        <w:gridCol w:w="2340"/>
-        <w:gridCol w:w="2340"/>
-        <w:gridCol w:w="2340"/>
-        <w:gridCol w:w="2340"/>
+        <w:gridCol w:w="4680"/>
+        <w:gridCol w:w="4680"/>
       </w:tblGrid>
       <w:tr>
         <w:trPr>
@@ -82,7 +80,7 @@
         </w:trPr>
         <w:tc>
           <w:tcPr>
-            <w:tcW w:type="dxa" w:w="2340"/>
+            <w:tcW w:type="dxa" w:w="4680"/>
             <w:tcBorders>
               <w:bottom w:val="single"/>
             </w:tcBorders>
@@ -100,7 +98,7 @@
         </w:tc>
         <w:tc>
           <w:tcPr>
-            <w:tcW w:type="dxa" w:w="2340"/>
+            <w:tcW w:type="dxa" w:w="4680"/>
             <w:tcBorders>
               <w:bottom w:val="single"/>
             </w:tcBorders>
@@ -112,42 +110,6 @@
               <w:jc w:val="left"/>
             </w:pPr>
             <w:r>
-              <w:t xml:space="preserve">Turkish</w:t>
-            </w:r>
-          </w:p>
-        </w:tc>
-        <w:tc>
-          <w:tcPr>
-            <w:tcW w:type="dxa" w:w="2340"/>
-            <w:tcBorders>
-              <w:bottom w:val="single"/>
-            </w:tcBorders>
-            <w:vAlign w:val="bottom"/>
-          </w:tcPr>
-          <w:p>
-            <w:pPr>
-              <w:pStyle w:val="Compact"/>
-              <w:jc w:val="left"/>
-            </w:pPr>
-            <w:r>
-              <w:t xml:space="preserve">Portuguese</w:t>
-            </w:r>
-          </w:p>
-        </w:tc>
-        <w:tc>
-          <w:tcPr>
-            <w:tcW w:type="dxa" w:w="2340"/>
-            <w:tcBorders>
-              <w:bottom w:val="single"/>
-            </w:tcBorders>
-            <w:vAlign w:val="bottom"/>
-          </w:tcPr>
-          <w:p>
-            <w:pPr>
-              <w:pStyle w:val="Compact"/>
-              <w:jc w:val="left"/>
-            </w:pPr>
-            <w:r>
               <w:t xml:space="preserve">Spanish</w:t>
             </w:r>
           </w:p>
@@ -156,7 +118,7 @@
       <w:tr>
         <w:tc>
           <w:tcPr>
-            <w:tcW w:type="dxa" w:w="2340"/>
+            <w:tcW w:type="dxa" w:w="4680"/>
           </w:tcPr>
           <w:p>
             <w:pPr>
@@ -170,35 +132,7 @@
         </w:tc>
         <w:tc>
           <w:tcPr>
-            <w:tcW w:type="dxa" w:w="2340"/>
-          </w:tcPr>
-          <w:p>
-            <w:pPr>
-              <w:pStyle w:val="Compact"/>
-              <w:jc w:val="left"/>
-            </w:pPr>
-            <w:r>
-              <w:t xml:space="preserve">etek ucu (kıvrım)</w:t>
-            </w:r>
-          </w:p>
-        </w:tc>
-        <w:tc>
-          <w:tcPr>
-            <w:tcW w:type="dxa" w:w="2340"/>
-          </w:tcPr>
-          <w:p>
-            <w:pPr>
-              <w:pStyle w:val="Compact"/>
-              <w:jc w:val="left"/>
-            </w:pPr>
-            <w:r>
-              <w:t xml:space="preserve">bainha</w:t>
-            </w:r>
-          </w:p>
-        </w:tc>
-        <w:tc>
-          <w:tcPr>
-            <w:tcW w:type="dxa" w:w="2340"/>
+            <w:tcW w:type="dxa" w:w="4680"/>
           </w:tcPr>
           <w:p>
             <w:pPr>
@@ -214,7 +148,7 @@
       <w:tr>
         <w:tc>
           <w:tcPr>
-            <w:tcW w:type="dxa" w:w="2340"/>
+            <w:tcW w:type="dxa" w:w="4680"/>
           </w:tcPr>
           <w:p>
             <w:pPr>
@@ -228,35 +162,7 @@
         </w:tc>
         <w:tc>
           <w:tcPr>
-            <w:tcW w:type="dxa" w:w="2340"/>
-          </w:tcPr>
-          <w:p>
-            <w:pPr>
-              <w:pStyle w:val="Compact"/>
-              <w:jc w:val="left"/>
-            </w:pPr>
-            <w:r>
-              <w:t xml:space="preserve">dikiş yeri</w:t>
-            </w:r>
-          </w:p>
-        </w:tc>
-        <w:tc>
-          <w:tcPr>
-            <w:tcW w:type="dxa" w:w="2340"/>
-          </w:tcPr>
-          <w:p>
-            <w:pPr>
-              <w:pStyle w:val="Compact"/>
-              <w:jc w:val="left"/>
-            </w:pPr>
-            <w:r>
-              <w:t xml:space="preserve">costura</w:t>
-            </w:r>
-          </w:p>
-        </w:tc>
-        <w:tc>
-          <w:tcPr>
-            <w:tcW w:type="dxa" w:w="2340"/>
+            <w:tcW w:type="dxa" w:w="4680"/>
           </w:tcPr>
           <w:p>
             <w:pPr>
@@ -272,7 +178,7 @@
       <w:tr>
         <w:tc>
           <w:tcPr>
-            <w:tcW w:type="dxa" w:w="2340"/>
+            <w:tcW w:type="dxa" w:w="4680"/>
           </w:tcPr>
           <w:p>
             <w:pPr>
@@ -286,35 +192,7 @@
         </w:tc>
         <w:tc>
           <w:tcPr>
-            <w:tcW w:type="dxa" w:w="2340"/>
-          </w:tcPr>
-          <w:p>
-            <w:pPr>
-              <w:pStyle w:val="Compact"/>
-              <w:jc w:val="left"/>
-            </w:pPr>
-            <w:r>
-              <w:t xml:space="preserve">delik</w:t>
-            </w:r>
-          </w:p>
-        </w:tc>
-        <w:tc>
-          <w:tcPr>
-            <w:tcW w:type="dxa" w:w="2340"/>
-          </w:tcPr>
-          <w:p>
-            <w:pPr>
-              <w:pStyle w:val="Compact"/>
-              <w:jc w:val="left"/>
-            </w:pPr>
-            <w:r>
-              <w:t xml:space="preserve">buraco</w:t>
-            </w:r>
-          </w:p>
-        </w:tc>
-        <w:tc>
-          <w:tcPr>
-            <w:tcW w:type="dxa" w:w="2340"/>
+            <w:tcW w:type="dxa" w:w="4680"/>
           </w:tcPr>
           <w:p>
             <w:pPr>
@@ -330,7 +208,7 @@
       <w:tr>
         <w:tc>
           <w:tcPr>
-            <w:tcW w:type="dxa" w:w="2340"/>
+            <w:tcW w:type="dxa" w:w="4680"/>
           </w:tcPr>
           <w:p>
             <w:pPr>
@@ -344,35 +222,7 @@
         </w:tc>
         <w:tc>
           <w:tcPr>
-            <w:tcW w:type="dxa" w:w="2340"/>
-          </w:tcPr>
-          <w:p>
-            <w:pPr>
-              <w:pStyle w:val="Compact"/>
-              <w:jc w:val="left"/>
-            </w:pPr>
-            <w:r>
-              <w:t xml:space="preserve">yama</w:t>
-            </w:r>
-          </w:p>
-        </w:tc>
-        <w:tc>
-          <w:tcPr>
-            <w:tcW w:type="dxa" w:w="2340"/>
-          </w:tcPr>
-          <w:p>
-            <w:pPr>
-              <w:pStyle w:val="Compact"/>
-              <w:jc w:val="left"/>
-            </w:pPr>
-            <w:r>
-              <w:t xml:space="preserve">remendo</w:t>
-            </w:r>
-          </w:p>
-        </w:tc>
-        <w:tc>
-          <w:tcPr>
-            <w:tcW w:type="dxa" w:w="2340"/>
+            <w:tcW w:type="dxa" w:w="4680"/>
           </w:tcPr>
           <w:p>
             <w:pPr>
@@ -388,7 +238,7 @@
       <w:tr>
         <w:tc>
           <w:tcPr>
-            <w:tcW w:type="dxa" w:w="2340"/>
+            <w:tcW w:type="dxa" w:w="4680"/>
           </w:tcPr>
           <w:p>
             <w:pPr>
@@ -402,35 +252,7 @@
         </w:tc>
         <w:tc>
           <w:tcPr>
-            <w:tcW w:type="dxa" w:w="2340"/>
-          </w:tcPr>
-          <w:p>
-            <w:pPr>
-              <w:pStyle w:val="Compact"/>
-              <w:jc w:val="left"/>
-            </w:pPr>
-            <w:r>
-              <w:t xml:space="preserve">sökülmek (saçaklanmak)</w:t>
-            </w:r>
-          </w:p>
-        </w:tc>
-        <w:tc>
-          <w:tcPr>
-            <w:tcW w:type="dxa" w:w="2340"/>
-          </w:tcPr>
-          <w:p>
-            <w:pPr>
-              <w:pStyle w:val="Compact"/>
-              <w:jc w:val="left"/>
-            </w:pPr>
-            <w:r>
-              <w:t xml:space="preserve">desfiar</w:t>
-            </w:r>
-          </w:p>
-        </w:tc>
-        <w:tc>
-          <w:tcPr>
-            <w:tcW w:type="dxa" w:w="2340"/>
+            <w:tcW w:type="dxa" w:w="4680"/>
           </w:tcPr>
           <w:p>
             <w:pPr>
@@ -446,7 +268,7 @@
       <w:tr>
         <w:tc>
           <w:tcPr>
-            <w:tcW w:type="dxa" w:w="2340"/>
+            <w:tcW w:type="dxa" w:w="4680"/>
           </w:tcPr>
           <w:p>
             <w:pPr>
@@ -460,35 +282,7 @@
         </w:tc>
         <w:tc>
           <w:tcPr>
-            <w:tcW w:type="dxa" w:w="2340"/>
-          </w:tcPr>
-          <w:p>
-            <w:pPr>
-              <w:pStyle w:val="Compact"/>
-              <w:jc w:val="left"/>
-            </w:pPr>
-            <w:r>
-              <w:t xml:space="preserve">tamir</w:t>
-            </w:r>
-          </w:p>
-        </w:tc>
-        <w:tc>
-          <w:tcPr>
-            <w:tcW w:type="dxa" w:w="2340"/>
-          </w:tcPr>
-          <w:p>
-            <w:pPr>
-              <w:pStyle w:val="Compact"/>
-              <w:jc w:val="left"/>
-            </w:pPr>
-            <w:r>
-              <w:t xml:space="preserve">consertar (reparo)</w:t>
-            </w:r>
-          </w:p>
-        </w:tc>
-        <w:tc>
-          <w:tcPr>
-            <w:tcW w:type="dxa" w:w="2340"/>
+            <w:tcW w:type="dxa" w:w="4680"/>
           </w:tcPr>
           <w:p>
             <w:pPr>
@@ -504,7 +298,7 @@
       <w:tr>
         <w:tc>
           <w:tcPr>
-            <w:tcW w:type="dxa" w:w="2340"/>
+            <w:tcW w:type="dxa" w:w="4680"/>
           </w:tcPr>
           <w:p>
             <w:pPr>
@@ -518,35 +312,7 @@
         </w:tc>
         <w:tc>
           <w:tcPr>
-            <w:tcW w:type="dxa" w:w="2340"/>
-          </w:tcPr>
-          <w:p>
-            <w:pPr>
-              <w:pStyle w:val="Compact"/>
-              <w:jc w:val="left"/>
-            </w:pPr>
-            <w:r>
-              <w:t xml:space="preserve">yenisini almak</w:t>
-            </w:r>
-          </w:p>
-        </w:tc>
-        <w:tc>
-          <w:tcPr>
-            <w:tcW w:type="dxa" w:w="2340"/>
-          </w:tcPr>
-          <w:p>
-            <w:pPr>
-              <w:pStyle w:val="Compact"/>
-              <w:jc w:val="left"/>
-            </w:pPr>
-            <w:r>
-              <w:t xml:space="preserve">substituir</w:t>
-            </w:r>
-          </w:p>
-        </w:tc>
-        <w:tc>
-          <w:tcPr>
-            <w:tcW w:type="dxa" w:w="2340"/>
+            <w:tcW w:type="dxa" w:w="4680"/>
           </w:tcPr>
           <w:p>
             <w:pPr>
@@ -562,7 +328,7 @@
       <w:tr>
         <w:tc>
           <w:tcPr>
-            <w:tcW w:type="dxa" w:w="2340"/>
+            <w:tcW w:type="dxa" w:w="4680"/>
           </w:tcPr>
           <w:p>
             <w:pPr>
@@ -576,35 +342,7 @@
         </w:tc>
         <w:tc>
           <w:tcPr>
-            <w:tcW w:type="dxa" w:w="2340"/>
-          </w:tcPr>
-          <w:p>
-            <w:pPr>
-              <w:pStyle w:val="Compact"/>
-              <w:jc w:val="left"/>
-            </w:pPr>
-            <w:r>
-              <w:t xml:space="preserve">maliyet</w:t>
-            </w:r>
-          </w:p>
-        </w:tc>
-        <w:tc>
-          <w:tcPr>
-            <w:tcW w:type="dxa" w:w="2340"/>
-          </w:tcPr>
-          <w:p>
-            <w:pPr>
-              <w:pStyle w:val="Compact"/>
-              <w:jc w:val="left"/>
-            </w:pPr>
-            <w:r>
-              <w:t xml:space="preserve">custo</w:t>
-            </w:r>
-          </w:p>
-        </w:tc>
-        <w:tc>
-          <w:tcPr>
-            <w:tcW w:type="dxa" w:w="2340"/>
+            <w:tcW w:type="dxa" w:w="4680"/>
           </w:tcPr>
           <w:p>
             <w:pPr>
@@ -620,7 +358,7 @@
       <w:tr>
         <w:tc>
           <w:tcPr>
-            <w:tcW w:type="dxa" w:w="2340"/>
+            <w:tcW w:type="dxa" w:w="4680"/>
           </w:tcPr>
           <w:p>
             <w:pPr>
@@ -634,35 +372,7 @@
         </w:tc>
         <w:tc>
           <w:tcPr>
-            <w:tcW w:type="dxa" w:w="2340"/>
-          </w:tcPr>
-          <w:p>
-            <w:pPr>
-              <w:pStyle w:val="Compact"/>
-              <w:jc w:val="left"/>
-            </w:pPr>
-            <w:r>
-              <w:t xml:space="preserve">değer mi</w:t>
-            </w:r>
-          </w:p>
-        </w:tc>
-        <w:tc>
-          <w:tcPr>
-            <w:tcW w:type="dxa" w:w="2340"/>
-          </w:tcPr>
-          <w:p>
-            <w:pPr>
-              <w:pStyle w:val="Compact"/>
-              <w:jc w:val="left"/>
-            </w:pPr>
-            <w:r>
-              <w:t xml:space="preserve">vale a pena</w:t>
-            </w:r>
-          </w:p>
-        </w:tc>
-        <w:tc>
-          <w:tcPr>
-            <w:tcW w:type="dxa" w:w="2340"/>
+            <w:tcW w:type="dxa" w:w="4680"/>
           </w:tcPr>
           <w:p>
             <w:pPr>
@@ -678,7 +388,7 @@
       <w:tr>
         <w:tc>
           <w:tcPr>
-            <w:tcW w:type="dxa" w:w="2340"/>
+            <w:tcW w:type="dxa" w:w="4680"/>
           </w:tcPr>
           <w:p>
             <w:pPr>
@@ -692,35 +402,7 @@
         </w:tc>
         <w:tc>
           <w:tcPr>
-            <w:tcW w:type="dxa" w:w="2340"/>
-          </w:tcPr>
-          <w:p>
-            <w:pPr>
-              <w:pStyle w:val="Compact"/>
-              <w:jc w:val="left"/>
-            </w:pPr>
-            <w:r>
-              <w:t xml:space="preserve">güçlendirmek</w:t>
-            </w:r>
-          </w:p>
-        </w:tc>
-        <w:tc>
-          <w:tcPr>
-            <w:tcW w:type="dxa" w:w="2340"/>
-          </w:tcPr>
-          <w:p>
-            <w:pPr>
-              <w:pStyle w:val="Compact"/>
-              <w:jc w:val="left"/>
-            </w:pPr>
-            <w:r>
-              <w:t xml:space="preserve">reforçar</w:t>
-            </w:r>
-          </w:p>
-        </w:tc>
-        <w:tc>
-          <w:tcPr>
-            <w:tcW w:type="dxa" w:w="2340"/>
+            <w:tcW w:type="dxa" w:w="4680"/>
           </w:tcPr>
           <w:p>
             <w:pPr>
@@ -916,8 +598,11 @@
       </w:r>
     </w:p>
     <w:p>
-      <w:r>
-        <w:br w:type="page"/>
+      <w:pPr>
+        <w:pStyle w:val="BodyText"/>
+      </w:pPr>
+      <w:r>
+        <w:t xml:space="preserve">_______________________________________________________________________</w:t>
       </w:r>
     </w:p>
     <w:p>
@@ -2137,8 +1822,11 @@
       </w:r>
     </w:p>
     <w:p>
-      <w:r>
-        <w:br w:type="page"/>
+      <w:pPr>
+        <w:pStyle w:val="BodyText"/>
+      </w:pPr>
+      <w:r>
+        <w:t xml:space="preserve">_______________________________________________________________________</w:t>
       </w:r>
     </w:p>
     <w:p>
@@ -2153,8 +1841,11 @@
       </w:r>
     </w:p>
     <w:p>
-      <w:r>
-        <w:br w:type="page"/>
+      <w:pPr>
+        <w:pStyle w:val="BodyText"/>
+      </w:pPr>
+      <w:r>
+        <w:t xml:space="preserve">_______________________________________________________________________</w:t>
       </w:r>
     </w:p>
     <w:p>
@@ -2175,14 +1866,17 @@
       </w:r>
     </w:p>
     <w:p>
-      <w:r>
-        <w:br w:type="page"/>
+      <w:pPr>
+        <w:pStyle w:val="BodyText"/>
+      </w:pPr>
+      <w:r>
+        <w:t xml:space="preserve">_______________________________________________________________________</w:t>
       </w:r>
     </w:p>
     <w:sectPr>
       <w:headerReference w:type="default" r:id="rId9"/>
       <w:pgSz w:w="12240" w:h="15840"/>
-      <w:pgMar w:top="1440" w:bottom="1440" w:left="1440" w:right="1440" w:header="504"/>
+      <w:pgMar w:top="1296" w:bottom="1296" w:left="1296" w:right="1296" w:header="504"/>
     </w:sectPr>
   </w:body>
 </w:document>

--- a/downloads/handouts/Unit 05/Handout 05.09 - Repair Clinic Station Cards.docx
+++ b/downloads/handouts/Unit 05/Handout 05.09 - Repair Clinic Station Cards.docx
@@ -34,7 +34,7 @@
         <w:t xml:space="preserve"> </w:t>
       </w:r>
       <w:r>
-        <w:t xml:space="preserve">Part 1 during the demonstrations. Then pick two of the three stations. The station cards are Parts 2, 3, and 4; each step has one action and a picture described in words, so you can work from the card alone. Part 5 is the repair-or-replace decision sheet.</w:t>
+        <w:t xml:space="preserve">Fill in Part 1 during the demonstrations. Then pick two of the three stations. The station cards are Parts 2, 3, and 4. Each step has one action and a picture described in words, so you can work from the card alone. Part 5 is the repair-or-replace decision sheet.</w:t>
       </w:r>
     </w:p>
     <w:p>
@@ -602,7 +602,7 @@
         <w:pStyle w:val="BodyText"/>
       </w:pPr>
       <w:r>
-        <w:t xml:space="preserve">_______________________________________________________________________</w:t>
+        <w:t xml:space="preserve">Answer: _______________________________________________________________</w:t>
       </w:r>
     </w:p>
     <w:p>
@@ -835,7 +835,7 @@
         <w:t xml:space="preserve"> </w:t>
       </w:r>
       <w:r>
-        <w:t xml:space="preserve">Three tiny stitches in one place inside the fold, knot, trim. Then turn the garment right side out and look. If you see a row of dots, you caught too much fabric next time.</w:t>
+        <w:t xml:space="preserve">Three tiny stitches in one place inside the fold, then a knot, then trim. Then turn the garment right side out and look. If you see a row of dots, you caught too much fabric. Take a smaller bite next time.</w:t>
       </w:r>
       <w:r>
         <w:t xml:space="preserve"> </w:t>
@@ -858,7 +858,7 @@
         <w:t xml:space="preserve"> </w:t>
       </w:r>
       <w:r>
-        <w:t xml:space="preserve">a running stitch along the hem works too. It shows on the front. That is a choice, not a mistake.</w:t>
+        <w:t xml:space="preserve">a running stitch along the hem works too. It will show on the front. That is a choice, not a mistake.</w:t>
       </w:r>
     </w:p>
     <w:p>
@@ -1415,7 +1415,7 @@
         <w:pStyle w:val="BodyText"/>
       </w:pPr>
       <w:r>
-        <w:t xml:space="preserve">Pick two of the four cases. Fill in every column.</w:t>
+        <w:t xml:space="preserve">Pick two of the four cases. Fill in every column for those two. Then answer the Case D question, even if you did not pick D.</w:t>
       </w:r>
     </w:p>
     <w:tbl>
@@ -1826,7 +1826,7 @@
         <w:pStyle w:val="BodyText"/>
       </w:pPr>
       <w:r>
-        <w:t xml:space="preserve">_______________________________________________________________________</w:t>
+        <w:t xml:space="preserve">Answer: _______________________________________________________________</w:t>
       </w:r>
     </w:p>
     <w:p>
@@ -1845,7 +1845,7 @@
         <w:pStyle w:val="BodyText"/>
       </w:pPr>
       <w:r>
-        <w:t xml:space="preserve">_______________________________________________________________________</w:t>
+        <w:t xml:space="preserve">Answer: _______________________________________________________________</w:t>
       </w:r>
     </w:p>
     <w:p>
@@ -1870,7 +1870,7 @@
         <w:pStyle w:val="BodyText"/>
       </w:pPr>
       <w:r>
-        <w:t xml:space="preserve">_______________________________________________________________________</w:t>
+        <w:t xml:space="preserve">Answer: _______________________________________________________________</w:t>
       </w:r>
     </w:p>
     <w:sectPr>
